--- a/paper/IFKAD2026_Sasso_DeMauro_v2.docx
+++ b/paper/IFKAD2026_Sasso_DeMauro_v2.docx
@@ -2697,7 +2697,7 @@
         <w:pStyle w:val="FirstParagraph"/>
       </w:pPr>
       <w:r>
-        <w:t xml:space="preserve">The LLM advantage on invariance and sensitivity reflects semantic processing generalising across surface variations in ways feature-based scoring cannot. The HybridGrader relies on lexical overlap and token embeddings that shift with surface form; the LLM processes the answer as language. The same mechanism explains better detection of meaning-altering changes: a negation, deletion or antonym leaves surface features intact while shifting meaning, defeating feature-based scoring and remaining (partially) visible to a semantic processor. Residual weaknesses are characterised in Section 5.4.</w:t>
+        <w:t xml:space="preserve">The LLM advantage on invariance and sensitivity reflects semantic processing in ways feature-based scoring cannot match. The HybridGrader relies on lexical overlap that shifts with surface form; the LLM processes the answer as language. A negation, deletion or antonym leaves surface features intact while shifting meaning, defeating feature-based scoring and remaining (partially) visible to a semantic processor. Residual weaknesses are characterised in Section 5.4.</w:t>
       </w:r>
     </w:p>
     <w:bookmarkEnd w:id="54"/>
@@ -2715,7 +2715,15 @@
         <w:pStyle w:val="FirstParagraph"/>
       </w:pPr>
       <w:r>
-        <w:t xml:space="preserve">Adding the reference answer is the kind of intervention practitioners expect to improve grading uniformly. It does for invariance and sensitivity, but for gaming it nearly doubles vulnerability. The mechanism generalises beyond our prompt: when the model compares the student answer against a reference, any overlap becomes evidence of correctness, which an adversarial student can exploit. Prompt engineering or coherence-first instructions could mitigate this; the broader point is that the trade-off exists and is invisible to invariance or accuracy alone. Detecting such trade-offs before deployment is the framework’s principal practical contribution.</w:t>
+        <w:t xml:space="preserve">Adding the reference answer is the kind of intervention practitioners expect to improve grading uniformly. It does for invariance and sensitivity, but for gaming it nearly doubles vulnerability. The mechanism generalises beyond our prompt: when the model compares the student answer against a reference, any overlap becomes evidence of correctness, which an adversarial student can exploit.</w:t>
+      </w:r>
+    </w:p>
+    <w:p>
+      <w:pPr>
+        <w:pStyle w:val="BodyText"/>
+      </w:pPr>
+      <w:r>
+        <w:t xml:space="preserve">The same checklist mechanism plausibly explains the L1 deletion paradox of Section 5.4. When a domain concept is deleted, the reference has no token to compare against for the missing word while the surrounding tokens still match — the grader reads continued overlap as continued correctness and tolerates the omission. Reference-anchored prompting therefore fails on the same axis on which it succeeds: token-level matching helps detect substitutions and negations but cannot detect what is no longer present to be matched. Prompt engineering or coherence-first instructions could mitigate both gaming vulnerability and deletion blindness; the broader point is that the trade-offs exist and are invisible to single-metric evaluation.</w:t>
       </w:r>
     </w:p>
     <w:bookmarkEnd w:id="55"/>
@@ -2733,73 +2741,7 @@
         <w:pStyle w:val="FirstParagraph"/>
       </w:pPr>
       <w:r>
-        <w:t xml:space="preserve">Three concrete recommendations for institutions considering ASAG deployment:</w:t>
-      </w:r>
-    </w:p>
-    <w:p>
-      <w:pPr>
-        <w:pStyle w:val="Compact"/>
-        <w:numPr>
-          <w:ilvl w:val="0"/>
-          <w:numId w:val="1003"/>
-        </w:numPr>
-      </w:pPr>
-      <w:r>
-        <w:rPr>
-          <w:b/>
-          <w:bCs/>
-        </w:rPr>
-        <w:t xml:space="preserve">Run perturbation evaluation before deployment.</w:t>
-      </w:r>
-      <w:r>
-        <w:t xml:space="preserve"> </w:t>
-      </w:r>
-      <w:r>
-        <w:t xml:space="preserve">At minimum one generator per validity dimension (invariance, sensitivity, gaming). The cost is modest — perturbation is rule-based and grading uses the same pipeline as live use — and the diagnostic value is high.</w:t>
-      </w:r>
-    </w:p>
-    <w:p>
-      <w:pPr>
-        <w:pStyle w:val="Compact"/>
-        <w:numPr>
-          <w:ilvl w:val="0"/>
-          <w:numId w:val="1003"/>
-        </w:numPr>
-      </w:pPr>
-      <w:r>
-        <w:rPr>
-          <w:b/>
-          <w:bCs/>
-        </w:rPr>
-        <w:t xml:space="preserve">Compare prompting strategies on all three dimensions.</w:t>
-      </w:r>
-      <w:r>
-        <w:t xml:space="preserve"> </w:t>
-      </w:r>
-      <w:r>
-        <w:t xml:space="preserve">A change that improves accuracy may simultaneously increase gaming exposure, as the L0 vs L1 contrast shows.</w:t>
-      </w:r>
-    </w:p>
-    <w:p>
-      <w:pPr>
-        <w:pStyle w:val="Compact"/>
-        <w:numPr>
-          <w:ilvl w:val="0"/>
-          <w:numId w:val="1003"/>
-        </w:numPr>
-      </w:pPr>
-      <w:r>
-        <w:rPr>
-          <w:b/>
-          <w:bCs/>
-        </w:rPr>
-        <w:t xml:space="preserve">Treat cross-question evaluation as the realistic deployment scenario</w:t>
-      </w:r>
-      <w:r>
-        <w:t xml:space="preserve"> </w:t>
-      </w:r>
-      <w:r>
-        <w:t xml:space="preserve">for trained graders. Within-question performance describes the best case; cross-question performance describes what students actually encounter. Robustness sits alongside fairness as a precondition for responsible deployment of automated scoring (Loukina et al., 2019).</w:t>
+        <w:t xml:space="preserve">Three implications for ASAG deployment: (i) run perturbation evaluation across the three validity dimensions before going live; (ii) compare prompting strategies on all dimensions, since accuracy gains can mask gaming exposure; (iii) treat cross-question performance, not within-question, as the realistic deployment baseline. Robustness sits alongside fairness as a precondition for responsible automated scoring (Loukina et al., 2019).</w:t>
       </w:r>
     </w:p>
     <w:bookmarkEnd w:id="56"/>
@@ -6778,9 +6720,6 @@
     </w:lvlOverride>
   </w:num>
   <w:num w:numId="1002">
-    <w:abstractNumId w:val="991"/>
-  </w:num>
-  <w:num w:numId="1003">
     <w:abstractNumId w:val="991"/>
   </w:num>
 </w:numbering>

--- a/paper/IFKAD2026_Sasso_DeMauro_v2.docx
+++ b/paper/IFKAD2026_Sasso_DeMauro_v2.docx
@@ -136,7 +136,7 @@
         <w:pStyle w:val="FirstParagraph"/>
       </w:pPr>
       <w:r>
-        <w:t xml:space="preserve">Automated Short Answer Grading (ASAG) is increasingly deployed in high-stakes educational contexts, yet the dominant evaluation paradigm reports only agreement with human raters and overlooks an equally important quality dimension: robustness, the consistency of grading behaviour under controlled input transformations. We present a perturbation-first evaluation framework that quantifies robustness along three validity dimensions drawn from Messick’s (1989) taxonomy: invariance (construct-irrelevant variance), sensitivity (construct underrepresentation), and gaming (adversarial manipulation). The framework comprises seven rule-based perturbation generators, two-gate quality validation, and four metrics — IVR_flip, IVR_absdelta, SSR_directional, ASR_thresholded — that compare the grader against itself rather than against gold labels, isolating robustness from accuracy. A dual-protocol design (Leave-One-Question-Out vs. within-question split) quantifies how trained graders degrade under cross-question generalisation. We apply the framework to the SemEval 2013 Beetle corpus (5,199 answers, 42 questions, 41,444 perturbations) and compare a hybrid ML baseline against zero-shot LLM graders (GPT-5.4 mini, Levels 0 and 1). Three findings stand out. First, the trained baseline exhibits a substantial robustness drop under cross-question evaluation: invariance violations rise from 17.9% to 33.7% (+15.8 percentage points), and gaming susceptibility from 11.5% to 18.8%. Standard within-question evaluations therefore overestimate operational reliability. Second, the zero-shot LLM is markedly more robust on invariance and sensitivity dimensions (IVR 0.243 vs 0.337; SSR 0.420 vs 0.140 — a threefold improvement) and substantially less vulnerable to gaming (ASR 0.067 vs 0.188); a fine-grained analysis reveals that the LLM’s residual sensitivity failures follow a stable hierarchy — concept deletions are missed most often, negations intermediately, and outright contradictions least — confirmed by paired McNemar tests (all p&lt;0.001). Third, providing the LLM with the reference answer (Level 1) reduces invariance violations by 45% but simultaneously increases gaming susceptibility by 76% — a non-obvious trade-off invisible to single-metric evaluation. We argue that perturbation-first, multi-dimensional evaluation should complement accuracy metrics in any responsible ASAG deployment, and provide an open-source framework to make this practical.</w:t>
+        <w:t>Automated Short Answer Grading (ASAG) is increasingly deployed in high-stakes educational contexts, yet the dominant evaluation paradigm reports only agreement with human raters and overlooks an equally important quality dimension: robustness, the consistency of grading behaviour under controlled input transformations. We present a perturbation-first evaluation framework that quantifies robustness along three validity dimensions drawn from Messick’s (1989) taxonomy: invariance (construct-irrelevant variance), sensitivity (construct underrepresentation), and gaming (adversarial manipulation). The framework comprises seven rule-based perturbation generators, two-gate quality validation, and four metrics (IVR_flip, IVR_absdelta, SSR_directional, ASR_thresholded) that compare the grader against itself rather than against gold labels, isolating robustness from accuracy. A dual-protocol design (Leave-One-Question-Out vs. within-question split) quantifies how trained graders degrade under cross-question generalisation. We apply the framework to the SemEval 2013 Beetle corpus (5,199 answers, 42 questions, 41,444 perturbations) and compare a hybrid ML baseline against zero-shot LLM graders (GPT-5.4 mini, Levels 0 and 1). Three findings emerge. First, the trained baseline exhibits a substantial robustness drop under cross-question evaluation: invariance violations rise from 17.9% to 33.7% (+15.8 percentage points), and gaming susceptibility from 11.5% to 18.8%. Standard within-question evaluations therefore overestimate operational reliability. Second, the zero-shot LLM is markedly more robust on invariance and sensitivity dimensions (IVR 0.243 vs 0.337; SSR 0.420 vs 0.140, a threefold improvement) and substantially less vulnerable to gaming (ASR 0.067 vs 0.188); a fine-grained analysis reveals that the LLM’s residual sensitivity failures follow a stable hierarchy (concept deletions are missed most often, negations intermediately, and outright contradictions least), confirmed by paired McNemar tests (all p&lt;0.001). Third, providing the LLM with the reference answer (Level 1) reduces invariance violations by 45% but simultaneously increases gaming susceptibility by 76%, a trade-off invisible to single-metric evaluation. We argue that perturbation-first, multi-dimensional evaluation should complement accuracy metrics in any responsible ASAG deployment, and provide an open-source framework to make this practical.</w:t>
       </w:r>
     </w:p>
     <w:bookmarkEnd w:id="26"/>
@@ -197,7 +197,7 @@
         <w:pStyle w:val="FirstParagraph"/>
       </w:pPr>
       <w:r>
-        <w:t xml:space="preserve">Automated Short Answer Grading (ASAG) systems assign grades to free-text student responses by comparison with reference answers. The dominant evaluation paradigm — accuracy or Quadratic Weighted Kappa (QWK) against gold labels — reveals an important blind spot: a grader may agree with human raters on clean test data yet behave erratically when inputs vary in superficial, meaning-preserving ways. Such inconsistency violates construct validity and undermines the pedagogical purpose of assessment (Messick, 1989; Williamson et al., 2012). Operational ASAG systems are vulnerable to simple adversarial inputs (Ding et al., 2020; Kumar et al., 2020; Filighera et al., 2024), yet such vulnerabilities remain largely absent from standard benchmarking.</w:t>
+        <w:t>Automated Short Answer Grading (ASAG) systems assign grades to free-text student responses by comparison with reference answers. The dominant evaluation paradigm (accuracy or Quadratic Weighted Kappa against gold labels) reveals an important blind spot: a grader may agree with human raters on clean test data yet behave erratically when inputs vary in superficial, meaning-preserving ways. Such inconsistency violates construct validity and undermines the pedagogical purpose of assessment (Messick, 1989; Williamson et al., 2012). Operational ASAG systems are vulnerable to simple adversarial inputs (Ding et al., 2020; Kumar et al., 2020; Filighera et al., 2024), yet such vulnerabilities remain largely absent from standard benchmarking.</w:t>
       </w:r>
     </w:p>
     <w:p>
@@ -249,7 +249,7 @@
         </w:numPr>
       </w:pPr>
       <w:r>
-        <w:t xml:space="preserve">A cross-paradigm robustness comparison between trained ML and zero-shot LLM graders, including a structured sensitivity-blindness gradient and a non-obvious gaming trade-off introduced by reference-answer prompting.</w:t>
+        <w:t>A cross-paradigm robustness comparison between trained ML and zero-shot LLM graders, including a structured sensitivity-blindness gradient and a gaming trade-off introduced by reference-answer prompting.</w:t>
       </w:r>
     </w:p>
     <w:p>
@@ -304,7 +304,7 @@
         <w:pStyle w:val="ImageCaption"/>
       </w:pPr>
       <w:r>
-        <w:t xml:space="preserve">Figure 1 — Framework overview and headline finding</w:t>
+        <w:t>Figure 1. Framework overview and headline finding</w:t>
       </w:r>
     </w:p>
     <w:p>
@@ -370,7 +370,7 @@
         <w:t xml:space="preserve"> </w:t>
       </w:r>
       <w:r>
-        <w:t xml:space="preserve">it on deletion — the L1 paradox.</w:t>
+        <w:t>it on deletion, the L1 paradox.</w:t>
       </w:r>
     </w:p>
     <w:p>
@@ -422,7 +422,7 @@
         <w:pStyle w:val="FirstParagraph"/>
       </w:pPr>
       <w:r>
-        <w:t xml:space="preserve">The limits of agreement-based evaluation are best understood through construct validity — the degree to which an assessment measures what it claims to measure (Messick, 1989; Kane, 2006). Messick’s framework identifies two principal threats:</w:t>
+        <w:t>The limits of agreement-based evaluation are best understood through construct validity, the degree to which an assessment measures what it claims to measure (Messick, 1989; Kane, 2006). Messick’s framework identifies two principal threats:</w:t>
       </w:r>
       <w:r>
         <w:t xml:space="preserve"> </w:t>
@@ -454,7 +454,7 @@
         <w:t xml:space="preserve"> </w:t>
       </w:r>
       <w:r>
-        <w:t xml:space="preserve">(the assessment fails to capture meaningful aspects of the construct, e.g. a grader missing a negation that inverts meaning). To these, the literature on automated scoring has added a third threat specific to algorithmic systems —</w:t>
+        <w:t>(the assessment fails to capture meaningful aspects of the construct, e.g. a grader missing a negation that inverts meaning). To these, the literature on automated scoring has added a third threat specific to algorithmic systems:</w:t>
       </w:r>
       <w:r>
         <w:t xml:space="preserve"> </w:t>
@@ -705,7 +705,7 @@
           <w:b/>
           <w:bCs/>
         </w:rPr>
-        <w:t xml:space="preserve">Box 1 — Examples</w:t>
+        <w:t>Box 1. Examples</w:t>
       </w:r>
       <w:r>
         <w:t xml:space="preserve"> </w:t>
@@ -1041,7 +1041,7 @@
         <w:t xml:space="preserve"> </w:t>
       </w:r>
       <w:r>
-        <w:t xml:space="preserve">ground truth — whether a candidate variant preserves meaning as intended — and are distinct from the</w:t>
+        <w:t>ground truth (whether a candidate variant preserves meaning as intended) and are distinct from the</w:t>
       </w:r>
       <w:r>
         <w:t xml:space="preserve"> </w:t>
@@ -1203,7 +1203,7 @@
           <w:b/>
           <w:bCs/>
         </w:rPr>
-        <w:t xml:space="preserve">Protocol A (LOQO — Leave-One-Question-Out)</w:t>
+        <w:t>Protocol A (LOQO, Leave-One-Question-Out)</w:t>
       </w:r>
       <w:r>
         <w:t xml:space="preserve"> </w:t>
@@ -1261,7 +1261,7 @@
         <w:t xml:space="preserve"> </w:t>
       </w:r>
       <w:r>
-        <w:t xml:space="preserve">receive an identical prompt regardless of split, so their A and B results are equivalent up to sampling noise; we evaluate them on absolute metrics and compare against the trained baseline’s Protocol A — the most demanding condition.</w:t>
+        <w:t>receive an identical prompt regardless of split, so their A and B results are equivalent up to sampling noise; we evaluate them on absolute metrics and compare against the trained baseline’s Protocol A, the most demanding condition.</w:t>
       </w:r>
     </w:p>
     <w:p>
@@ -1328,7 +1328,7 @@
         <w:t xml:space="preserve"> </w:t>
       </w:r>
       <w:r>
-        <w:t xml:space="preserve">ground truth — whether a generated variant is a valid invariance, sensitivity, or gaming case — is enforced by the two-gate validation described in Section 3.3 and by the rule-based construction of each perturbation type. Robustness metrics themselves do not consult either ground truth: they compare the grader against itself.</w:t>
+        <w:t>ground truth (whether a generated variant is a valid invariance, sensitivity, or gaming case) is enforced by the two-gate validation described in Section 3.3 and by the rule-based construction of each perturbation type. Robustness metrics themselves do not consult either ground truth: they compare the grader against itself.</w:t>
       </w:r>
     </w:p>
     <w:bookmarkEnd w:id="44"/>
@@ -1732,7 +1732,7 @@
         <w:pStyle w:val="FirstParagraph"/>
       </w:pPr>
       <w:r>
-        <w:t xml:space="preserve">Because the zero-shot LLM grader receives an identical prompt regardless of the data split (see Section 3.5), we report its absolute robustness metrics and compare them against the HybridGrader’s Protocol A results — the most demanding evaluation condition for the trained baseline. Table 2 summarises the comparison.</w:t>
+        <w:t>Because the zero-shot LLM grader receives an identical prompt regardless of the data split (see Section 3.5), we report its absolute robustness metrics and compare them against the HybridGrader’s Protocol A results, the most demanding evaluation condition for the trained baseline. Table 2 summarises the comparison.</w:t>
       </w:r>
     </w:p>
     <w:p>
@@ -2024,7 +2024,7 @@
         <w:t xml:space="preserve"> </w:t>
       </w:r>
       <w:r>
-        <w:t xml:space="preserve">GPT-5.4 mini Level 0 achieves IVR_flip of 0.243 versus 0.337 for the HybridGrader under Protocol A (a 28% relative reduction). With the reference answer available (Level 1) invariance violations fall to 0.134 — a 60% reduction over the HybridGrader baseline. The reference acts as a semantic anchor against which meaning-preserving variations are recognised.</w:t>
+        <w:t>GPT-5.4 mini Level 0 achieves IVR_flip of 0.243 versus 0.337 for the HybridGrader under Protocol A (a 28% relative reduction). With the reference answer available (Level 1) invariance violations fall to 0.134, a 60% reduction over the HybridGrader baseline. The reference acts as a semantic anchor against which meaning-preserving variations are recognised.</w:t>
       </w:r>
     </w:p>
     <w:p>
@@ -2060,7 +2060,7 @@
         <w:t xml:space="preserve"> </w:t>
       </w:r>
       <w:r>
-        <w:t xml:space="preserve">Providing the reference answer (Level 1) increases gaming susceptibility by 76% relative to Level 0 (ASR 0.118 vs 0.067). The mechanism is straightforward: the prompt instructs the model to compare the student answer against the reference, so any token overlap with the reference becomes evidence of correctness. When a gaming perturbation injects keywords drawn from the reference into a wrong response, the model registers those keywords as partial understanding. The reference answer effectively functions as a checklist that an adversarial student can copy from. Level 0, lacking this anchor, must judge the answer on its overall coherence and is correspondingly harder to game with surface-level keyword injection.</w:t>
+        <w:t>Providing the reference answer (Level 1) increases gaming susceptibility by 76% relative to Level 0 (ASR 0.118 vs 0.067). The mechanism is straightforward: the prompt instructs the model to compare the student answer against the reference, so any token overlap with the reference becomes evidence of correctness. When a gaming perturbation injects keywords drawn from the reference into a wrong response, the model registers those keywords as partial understanding. The reference answer acts as a checklist that an adversarial student can copy from. Level 0, lacking this anchor, must judge the answer on its overall coherence and is correspondingly harder to game with surface-level keyword injection.</w:t>
       </w:r>
     </w:p>
     <w:p>
@@ -2078,7 +2078,7 @@
         <w:t xml:space="preserve"> </w:t>
       </w:r>
       <w:r>
-        <w:t xml:space="preserve">No metric in isolation tells the full story. On invariance alone, Level 1 dominates Level 0; on gaming alone, Level 0 dominates Level 1; on sensitivity alone, the two are comparable. The same point applies to the trained baseline: under Protocol B its IVR_flip of 0.179 looks reasonable, but SSR_directional of 0.120 reveals that this stability partly reflects indiscrimination — the grader rarely changes its score even when it should. Trade-offs of this kind are only visible through joint evaluation across distinct validity threats.</w:t>
+        <w:t>No metric in isolation tells the full story. On invariance alone, Level 1 dominates Level 0; on gaming alone, Level 0 dominates Level 1; on sensitivity alone, the two are comparable. The same point applies to the trained baseline: under Protocol B its IVR_flip of 0.179 looks reasonable, but SSR_directional of 0.120 reveals that this stability partly reflects indiscrimination: the grader rarely changes its score even when it should. Trade-offs of this kind are only visible through joint evaluation across distinct validity threats.</w:t>
       </w:r>
     </w:p>
     <w:bookmarkEnd w:id="49"/>
@@ -2096,7 +2096,7 @@
         <w:pStyle w:val="FirstParagraph"/>
       </w:pPr>
       <w:r>
-        <w:t xml:space="preserve">To rule out the possibility that the LLM’s lower IVR is an artefact of score compression rather than genuine robustness, we examined the LLM’s label distribution. At Level 0, GPT-5.4 mini exhibits a conservative scoring pattern: 54.3% of answers receive the partially_correct_incomplete label (score 0.5), compared to 23.1% in the gold distribution. This compression toward the midpoint mechanically reduces IVR, since scores at 0.5 have less room to flip to a different value. At Level 1, the distribution becomes substantially more discriminative — closer to the gold distribution — yet IVR_flip continues to fall (0.243 → 0.134). This rules out the score-compression explanation: the LLM’s invariance robustness reflects genuine semantic stability, not statistical artefact.</w:t>
+        <w:t>To rule out the possibility that the LLM’s lower IVR is an artefact of score compression rather than genuine robustness, we examined the LLM’s label distribution. At Level 0, GPT-5.4 mini exhibits a conservative scoring pattern: 54.3% of answers receive the partially_correct_incomplete label (score 0.5), compared to 23.1% in the gold distribution. This compression toward the midpoint mechanically reduces IVR, since scores at 0.5 have less room to flip to a different value. At Level 1, the distribution becomes substantially more discriminative (closer to the gold distribution) yet IVR_flip continues to fall (0.243 → 0.134). This rules out the score-compression explanation: the LLM’s invariance robustness reflects genuine semantic stability, not statistical artefact.</w:t>
       </w:r>
     </w:p>
     <w:p>
@@ -2547,7 +2547,7 @@
         <w:pStyle w:val="BodyText"/>
       </w:pPr>
       <w:r>
-        <w:t xml:space="preserve">Pairwise McNemar tests confirm the gradient is significant (all six within-grader comparisons p &lt; 0.001). A non-obvious side-effect emerges between graders: adding the reference answer (L1) reduces the miss rate on negation (−10 pp) and contradiction (−3 pp) but</w:t>
+        <w:t>Pairwise McNemar tests confirm the gradient is significant (all six within-grader comparisons p &lt; 0.001). An unexpected side-effect emerges between graders: adding the reference answer (L1) reduces the miss rate on negation (−10 pp) and contradiction (−3 pp) but</w:t>
       </w:r>
       <w:r>
         <w:t xml:space="preserve"> </w:t>
@@ -2563,7 +2563,7 @@
         <w:t xml:space="preserve"> </w:t>
       </w:r>
       <w:r>
-        <w:t xml:space="preserve">it on deletion (+6 pp) — a paradox confirmed by paired McNemar on the same answer set (b = 745, c = 1050, χ² = 51, p &lt; 0.0001).</w:t>
+        <w:t>it on deletion (+6 pp), a paradox confirmed by paired McNemar on the same answer set (b = 745, c = 1050, χ² = 51, p &lt; 0.0001).</w:t>
       </w:r>
     </w:p>
     <w:p>
@@ -2679,7 +2679,7 @@
         <w:pStyle w:val="FirstParagraph"/>
       </w:pPr>
       <w:r>
-        <w:t xml:space="preserve">The most consequential methodological finding is that within-question evaluations overestimate the robustness of trained ASAG graders. The HybridGrader’s IVR_flip nearly doubles between Protocol B and A, and its gaming susceptibility rises by 64% — large effects that translate directly into deployment surprise. We recommend that published ASAG evaluations include cross-question results alongside in-distribution ones, and report the difference explicitly as a robustness drop.</w:t>
+        <w:t>The most consequential methodological finding is that within-question evaluations overestimate the robustness of trained ASAG graders. The HybridGrader’s IVR_flip nearly doubles between Protocol B and A, and its gaming susceptibility rises by 64%, large effects that translate directly into deployment surprise. We recommend that published ASAG evaluations include cross-question results alongside in-distribution ones, and report the difference explicitly as a robustness drop.</w:t>
       </w:r>
     </w:p>
     <w:bookmarkEnd w:id="53"/>
@@ -2723,7 +2723,7 @@
         <w:pStyle w:val="BodyText"/>
       </w:pPr>
       <w:r>
-        <w:t xml:space="preserve">The same checklist mechanism plausibly explains the L1 deletion paradox of Section 5.4. When a domain concept is deleted, the reference has no token to compare against for the missing word while the surrounding tokens still match — the grader reads continued overlap as continued correctness and tolerates the omission. Reference-anchored prompting therefore fails on the same axis on which it succeeds: token-level matching helps detect substitutions and negations but cannot detect what is no longer present to be matched. Prompt engineering or coherence-first instructions could mitigate both gaming vulnerability and deletion blindness; the broader point is that the trade-offs exist and are invisible to single-metric evaluation.</w:t>
+        <w:t>The same checklist mechanism plausibly explains the L1 deletion paradox of Section 5.4. When a domain concept is deleted, the reference has no token to compare against for the missing word while the surrounding tokens still match: the grader reads continued overlap as continued correctness and tolerates the omission. Reference-anchored prompting therefore fails on the same axis on which it succeeds: token-level matching helps detect substitutions and negations but cannot detect what is no longer present to be matched. Prompt engineering or coherence-first instructions could mitigate both gaming vulnerability and deletion blindness; the broader point is that the trade-offs exist and are invisible to single-metric evaluation.</w:t>
       </w:r>
     </w:p>
     <w:bookmarkEnd w:id="55"/>
@@ -2793,7 +2793,7 @@
         <w:pStyle w:val="BodyText"/>
       </w:pPr>
       <w:r>
-        <w:t xml:space="preserve">Applied to the SemEval 2013 Beetle corpus, three findings stand out. (i) A trained ML baseline exhibits a substantial robustness drop under cross-question evaluation (+15.8 pp IVR_flip; +7.4 pp ASR): within-question benchmarks systematically overestimate operational reliability. (ii) A zero-shot LLM grader is markedly more robust on invariance and sensitivity, and less vulnerable to gaming. (iii) Adding the reference answer trades a 45% reduction in invariance violations for a 76% increase in gaming susceptibility — a non-obvious trade-off invisible to any single metric. The broader claim is that robustness should be evaluated alongside accuracy as a first-class quality dimension for any ASAG system intended for high-stakes use, and that the evaluation should be multi-dimensional and grounded in validity theory.</w:t>
+        <w:t>Applied to the SemEval 2013 Beetle corpus, three findings emerge. (i) A trained ML baseline exhibits a substantial robustness drop under cross-question evaluation (+15.8 pp IVR_flip; +7.4 pp ASR): within-question benchmarks systematically overestimate operational reliability. (ii) A zero-shot LLM grader is markedly more robust on invariance and sensitivity, and less vulnerable to gaming. (iii) Adding the reference answer trades a 45% reduction in invariance violations for a 76% increase in gaming susceptibility, a trade-off invisible to any single metric. The broader claim is that robustness should be evaluated alongside accuracy as a first-class quality dimension for any ASAG system intended for high-stakes use, and that the evaluation should be multi-dimensional and grounded in validity theory.</w:t>
       </w:r>
     </w:p>
     <w:p>
